--- a/deliveries/2026-09-04/AutoBridge_Daily_2026-09-04/01_Vehicle_Pages/VEH_20260904_01_Chery_Arrizo8.docx
+++ b/deliveries/2026-09-04/AutoBridge_Daily_2026-09-04/01_Vehicle_Pages/VEH_20260904_01_Chery_Arrizo8.docx
@@ -113,7 +113,7 @@
         <w:t>Internal Link Suggestions</w:t>
       </w:r>
       <w:r>
-        <w:t>: /guides/vehicle-vin-wmi-nameplate-compliance/ ; /guides/chinese-vehicle-emission-fuel-compatibility/ ; /guides/export-vehicle-document-package/</w:t>
+        <w:t>: /guides/vin-nameplate-verification-chinese-vehicles/ ; /guides/emission-fuel-compatibility-china-vehicles/ ; /guides/export-vehicle-document-package/</w:t>
       </w:r>
     </w:p>
     <w:p>
@@ -1368,10 +1368,10 @@
         <w:rPr>
           <w:b/>
         </w:rPr>
-        <w:t>Author / reviewer</w:t>
+        <w:t>Author</w:t>
       </w:r>
       <w:r>
-        <w:t>: [AutoBridge Export Sourcing Team](/authors/) · method per our [Editorial Policy](/editorial-policy/)</w:t>
+        <w:t>: AutoBridge Export Editorial Team · [Sourcing Team](/authors/) · method per our [Editorial Policy](/editorial-policy/)</w:t>
       </w:r>
     </w:p>
     <w:p>
@@ -1385,7 +1385,16 @@
         <w:t>Last reviewed</w:t>
       </w:r>
       <w:r>
-        <w:t>: 2026-09-04</w:t>
+        <w:t xml:space="preserve">: 2026-09-04 · </w:t>
+      </w:r>
+      <w:r>
+        <w:rPr>
+          <w:b/>
+        </w:rPr>
+        <w:t>Fact sheet version</w:t>
+      </w:r>
+      <w:r>
+        <w:t>: v1.1-2026-09-04</w:t>
       </w:r>
     </w:p>
     <w:p>
@@ -1414,6 +1423,20 @@
       </w:r>
       <w:r>
         <w:t>: Two-database cross-check; single-source items flagged; no destination extrapolation</w:t>
+      </w:r>
+    </w:p>
+    <w:p>
+      <w:pPr>
+        <w:pStyle w:val="ListBullet"/>
+      </w:pPr>
+      <w:r>
+        <w:rPr>
+          <w:b/>
+        </w:rPr>
+        <w:t>Transparency</w:t>
+      </w:r>
+      <w:r>
+        <w:t>: AI_ASSISTED=true · HUMAN_REVIEWED=false · evidence.first_hand=false · PUBLISH_APPROVED=false</w:t>
       </w:r>
     </w:p>
     <w:p>

--- a/deliveries/2026-09-04/AutoBridge_Daily_2026-09-04/01_Vehicle_Pages/VEH_20260904_01_Chery_Arrizo8.docx
+++ b/deliveries/2026-09-04/AutoBridge_Daily_2026-09-04/01_Vehicle_Pages/VEH_20260904_01_Chery_Arrizo8.docx
@@ -4,7 +4,7 @@
   <w:body>
     <w:p>
       <w:pPr>
-        <w:pStyle w:val="Title"/>
+        <w:pStyle w:val="Heading1"/>
       </w:pPr>
       <w:r>
         <w:t>Chery Arrizo 8 (艾瑞泽8): a Chinese-Market 1.6T Saloon Spec Sheet for Export Buyers</w:t>
@@ -12,7 +12,7 @@
     </w:p>
     <w:p>
       <w:pPr>
-        <w:pStyle w:val="Heading1"/>
+        <w:pStyle w:val="Heading2"/>
       </w:pPr>
       <w:r>
         <w:t>SEO Metadata</w:t>
@@ -146,7 +146,7 @@
     </w:p>
     <w:p>
       <w:pPr>
-        <w:pStyle w:val="Heading1"/>
+        <w:pStyle w:val="Heading2"/>
       </w:pPr>
       <w:r>
         <w:t>Buyer Context: a Near-B-Segment Saloon Sits Above the Small-Car Field</w:t>
@@ -186,7 +186,7 @@
     </w:p>
     <w:p>
       <w:pPr>
-        <w:pStyle w:val="Heading1"/>
+        <w:pStyle w:val="Heading2"/>
       </w:pPr>
       <w:r>
         <w:t>Driveline (ICE focus: engine, gearbox, fuel, emission)</w:t>
@@ -194,7 +194,7 @@
     </w:p>
     <w:tbl>
       <w:tblPr>
-        <w:tblStyle w:val="TableGrid"/>
+        <w:tblStyle w:val="LightGrid-Accent1"/>
         <w:tblW w:type="auto" w:w="0"/>
         <w:tblLook w:firstColumn="1" w:firstRow="1" w:lastColumn="0" w:lastRow="0" w:noHBand="0" w:noVBand="1" w:val="04A0"/>
       </w:tblPr>
@@ -206,20 +206,9 @@
         <w:tc>
           <w:tcPr>
             <w:tcW w:type="dxa" w:w="4320"/>
-            <w:shd w:val="clear" w:fill="EAF0F6"/>
           </w:tcPr>
           <w:p>
             <w:r>
-              <w:rPr>
-                <w:b/>
-                <w:sz w:val="20"/>
-              </w:rPr>
-            </w:r>
-            <w:r>
-              <w:rPr>
-                <w:b/>
-                <w:sz w:val="20"/>
-              </w:rPr>
               <w:t>Item</w:t>
             </w:r>
           </w:p>
@@ -227,20 +216,9 @@
         <w:tc>
           <w:tcPr>
             <w:tcW w:type="dxa" w:w="4320"/>
-            <w:shd w:val="clear" w:fill="EAF0F6"/>
           </w:tcPr>
           <w:p>
             <w:r>
-              <w:rPr>
-                <w:b/>
-                <w:sz w:val="20"/>
-              </w:rPr>
-            </w:r>
-            <w:r>
-              <w:rPr>
-                <w:b/>
-                <w:sz w:val="20"/>
-              </w:rPr>
               <w:t>1.6TGDI DCT (China reference)</w:t>
             </w:r>
           </w:p>
@@ -253,14 +231,6 @@
           </w:tcPr>
           <w:p>
             <w:r>
-              <w:rPr>
-                <w:sz w:val="20"/>
-              </w:rPr>
-            </w:r>
-            <w:r>
-              <w:rPr>
-                <w:sz w:val="20"/>
-              </w:rPr>
               <w:t>Engine</w:t>
             </w:r>
           </w:p>
@@ -271,14 +241,6 @@
           </w:tcPr>
           <w:p>
             <w:r>
-              <w:rPr>
-                <w:sz w:val="20"/>
-              </w:rPr>
-            </w:r>
-            <w:r>
-              <w:rPr>
-                <w:sz w:val="20"/>
-              </w:rPr>
               <w:t>1.6 T Kunpeng turbocharged inline-4 (SQRF4J16 family)</w:t>
             </w:r>
           </w:p>
@@ -291,14 +253,6 @@
           </w:tcPr>
           <w:p>
             <w:r>
-              <w:rPr>
-                <w:sz w:val="20"/>
-              </w:rPr>
-            </w:r>
-            <w:r>
-              <w:rPr>
-                <w:sz w:val="20"/>
-              </w:rPr>
               <w:t>Max power</w:t>
             </w:r>
           </w:p>
@@ -309,14 +263,6 @@
           </w:tcPr>
           <w:p>
             <w:r>
-              <w:rPr>
-                <w:sz w:val="20"/>
-              </w:rPr>
-            </w:r>
-            <w:r>
-              <w:rPr>
-                <w:sz w:val="20"/>
-              </w:rPr>
               <w:t>145 kW (≈197 PS)</w:t>
             </w:r>
           </w:p>
@@ -329,14 +275,6 @@
           </w:tcPr>
           <w:p>
             <w:r>
-              <w:rPr>
-                <w:sz w:val="20"/>
-              </w:rPr>
-            </w:r>
-            <w:r>
-              <w:rPr>
-                <w:sz w:val="20"/>
-              </w:rPr>
               <w:t>Max torque</w:t>
             </w:r>
           </w:p>
@@ -347,14 +285,6 @@
           </w:tcPr>
           <w:p>
             <w:r>
-              <w:rPr>
-                <w:sz w:val="20"/>
-              </w:rPr>
-            </w:r>
-            <w:r>
-              <w:rPr>
-                <w:sz w:val="20"/>
-              </w:rPr>
               <w:t>290 N·m</w:t>
             </w:r>
           </w:p>
@@ -367,14 +297,6 @@
           </w:tcPr>
           <w:p>
             <w:r>
-              <w:rPr>
-                <w:sz w:val="20"/>
-              </w:rPr>
-            </w:r>
-            <w:r>
-              <w:rPr>
-                <w:sz w:val="20"/>
-              </w:rPr>
               <w:t>Transmission</w:t>
             </w:r>
           </w:p>
@@ -385,14 +307,6 @@
           </w:tcPr>
           <w:p>
             <w:r>
-              <w:rPr>
-                <w:sz w:val="20"/>
-              </w:rPr>
-            </w:r>
-            <w:r>
-              <w:rPr>
-                <w:sz w:val="20"/>
-              </w:rPr>
               <w:t>7-speed wet dual-clutch (7DCT)</w:t>
             </w:r>
           </w:p>
@@ -405,14 +319,6 @@
           </w:tcPr>
           <w:p>
             <w:r>
-              <w:rPr>
-                <w:sz w:val="20"/>
-              </w:rPr>
-            </w:r>
-            <w:r>
-              <w:rPr>
-                <w:sz w:val="20"/>
-              </w:rPr>
               <w:t>Drive layout</w:t>
             </w:r>
           </w:p>
@@ -423,14 +329,6 @@
           </w:tcPr>
           <w:p>
             <w:r>
-              <w:rPr>
-                <w:sz w:val="20"/>
-              </w:rPr>
-            </w:r>
-            <w:r>
-              <w:rPr>
-                <w:sz w:val="20"/>
-              </w:rPr>
               <w:t>Front-engine, front-wheel drive</w:t>
             </w:r>
           </w:p>
@@ -443,14 +341,6 @@
           </w:tcPr>
           <w:p>
             <w:r>
-              <w:rPr>
-                <w:sz w:val="20"/>
-              </w:rPr>
-            </w:r>
-            <w:r>
-              <w:rPr>
-                <w:sz w:val="20"/>
-              </w:rPr>
               <w:t>Claimed top speed</w:t>
             </w:r>
           </w:p>
@@ -461,14 +351,6 @@
           </w:tcPr>
           <w:p>
             <w:r>
-              <w:rPr>
-                <w:sz w:val="20"/>
-              </w:rPr>
-            </w:r>
-            <w:r>
-              <w:rPr>
-                <w:sz w:val="20"/>
-              </w:rPr>
               <w:t>205 km/h (single-source; confirm on the exact trim sheet)</w:t>
             </w:r>
           </w:p>
@@ -481,14 +363,6 @@
           </w:tcPr>
           <w:p>
             <w:r>
-              <w:rPr>
-                <w:sz w:val="20"/>
-              </w:rPr>
-            </w:r>
-            <w:r>
-              <w:rPr>
-                <w:sz w:val="20"/>
-              </w:rPr>
               <w:t>Fuel/emission note</w:t>
             </w:r>
           </w:p>
@@ -499,20 +373,13 @@
           </w:tcPr>
           <w:p>
             <w:r>
-              <w:rPr>
-                <w:sz w:val="20"/>
-              </w:rPr>
-            </w:r>
-            <w:r>
-              <w:rPr>
-                <w:sz w:val="20"/>
-              </w:rPr>
               <w:t>Petrol; China-6 level — confirm destination fuel grade and emission route (China-6 is not itself an overseas type approval)</w:t>
             </w:r>
           </w:p>
         </w:tc>
       </w:tr>
     </w:tbl>
+    <w:p/>
     <w:p>
       <w:r>
         <w:t xml:space="preserve">For an ICE saloon the procurement decisions concentrate on </w:t>
@@ -529,7 +396,7 @@
     </w:p>
     <w:p>
       <w:pPr>
-        <w:pStyle w:val="Heading1"/>
+        <w:pStyle w:val="Heading2"/>
       </w:pPr>
       <w:r>
         <w:t>Body, Dimensions and Seating</w:t>
@@ -584,7 +451,7 @@
     </w:p>
     <w:p>
       <w:pPr>
-        <w:pStyle w:val="Heading1"/>
+        <w:pStyle w:val="Heading2"/>
       </w:pPr>
       <w:r>
         <w:t>Version and Trim Differences to Hold Separately</w:t>
@@ -634,7 +501,7 @@
     </w:p>
     <w:p>
       <w:pPr>
-        <w:pStyle w:val="Heading1"/>
+        <w:pStyle w:val="Heading2"/>
       </w:pPr>
       <w:r>
         <w:t>Overseas Buyer Verification Before Payment</w:t>
@@ -712,7 +579,7 @@
     </w:p>
     <w:p>
       <w:pPr>
-        <w:pStyle w:val="Heading1"/>
+        <w:pStyle w:val="Heading2"/>
       </w:pPr>
       <w:r>
         <w:t>Request a Current Export Quotation</w:t>
@@ -743,7 +610,7 @@
     </w:p>
     <w:p>
       <w:pPr>
-        <w:pStyle w:val="Heading1"/>
+        <w:pStyle w:val="Heading2"/>
       </w:pPr>
       <w:r>
         <w:t>Frequently Asked Questions</w:t>
@@ -757,8 +624,10 @@
         <w:t>Is the Arrizo 8 a compact or mid-size saloon?</w:t>
       </w:r>
       <w:r>
-        <w:t xml:space="preserve"> At 4780 mm long with a 2790 mm wheelbase it sits at the upper edge of the compact field, near B-segment dimensions — classify it by the measured footprint, not the marketing label. </w:t>
+        <w:t xml:space="preserve"> At 4780 mm long with a 2790 mm wheelbase it sits at the upper edge of the compact field, near B-segment dimensions — classify it by the measured footprint, not the marketing label.</w:t>
       </w:r>
+    </w:p>
+    <w:p>
       <w:r>
         <w:rPr>
           <w:b/>
@@ -766,8 +635,10 @@
         <w:t>How much power does the 1.6T make?</w:t>
       </w:r>
       <w:r>
-        <w:t xml:space="preserve"> The Chinese 1.6TGDI is documented at 145 kW (about 197 PS) and 290 N·m, paired with a 7-speed wet DCT. </w:t>
+        <w:t xml:space="preserve"> The Chinese 1.6TGDI is documented at 145 kW (about 197 PS) and 290 N·m, paired with a 7-speed wet DCT.</w:t>
       </w:r>
+    </w:p>
+    <w:p>
       <w:r>
         <w:rPr>
           <w:b/>
@@ -775,8 +646,10 @@
         <w:t>Is the Chinese spec identical to export Arrizo 8 models?</w:t>
       </w:r>
       <w:r>
-        <w:t xml:space="preserve"> Not assumed — this sheet is a Chinese-market reference; destination tune and equipment require the local OEM specification. </w:t>
+        <w:t xml:space="preserve"> Not assumed — this sheet is a Chinese-market reference; destination tune and equipment require the local OEM specification.</w:t>
       </w:r>
+    </w:p>
+    <w:p>
       <w:r>
         <w:rPr>
           <w:b/>
@@ -789,7 +662,255 @@
     </w:p>
     <w:p>
       <w:pPr>
-        <w:pStyle w:val="Heading1"/>
+        <w:pStyle w:val="Heading2"/>
+      </w:pPr>
+      <w:r>
+        <w:t>Image Record</w:t>
+      </w:r>
+    </w:p>
+    <w:p>
+      <w:pPr>
+        <w:pStyle w:val="ListBullet"/>
+      </w:pPr>
+      <w:r>
+        <w:t>IMAGE_ASSET_PATH: none secured in repository</w:t>
+      </w:r>
+    </w:p>
+    <w:p>
+      <w:pPr>
+        <w:pStyle w:val="ListBullet"/>
+      </w:pPr>
+      <w:r>
+        <w:t>ORIGINAL_IMAGE_URL: not captured</w:t>
+      </w:r>
+    </w:p>
+    <w:p>
+      <w:pPr>
+        <w:pStyle w:val="ListBullet"/>
+      </w:pPr>
+      <w:r>
+        <w:t>SOURCE_PAGE: not captured</w:t>
+      </w:r>
+    </w:p>
+    <w:p>
+      <w:pPr>
+        <w:pStyle w:val="ListBullet"/>
+      </w:pPr>
+      <w:r>
+        <w:t>RIGHTS_HOLDER: unconfirmed</w:t>
+      </w:r>
+    </w:p>
+    <w:p>
+      <w:pPr>
+        <w:pStyle w:val="ListBullet"/>
+      </w:pPr>
+      <w:r>
+        <w:t>LICENSE: none secured — no third-party image may be published until rights are cleared</w:t>
+      </w:r>
+    </w:p>
+    <w:p>
+      <w:pPr>
+        <w:pStyle w:val="ListBullet"/>
+      </w:pPr>
+      <w:r>
+        <w:t>CHECKED_DATE: 2026-09-05</w:t>
+      </w:r>
+    </w:p>
+    <w:p>
+      <w:pPr>
+        <w:pStyle w:val="ListBullet"/>
+      </w:pPr>
+      <w:r>
+        <w:t>MODEL_TOPIC_MATCH: must match the exact model/version (or the guide topic) and reference market above</w:t>
+      </w:r>
+    </w:p>
+    <w:p>
+      <w:pPr>
+        <w:pStyle w:val="ListBullet"/>
+      </w:pPr>
+      <w:r>
+        <w:t>IMAGE_RIGHTS_STATUS: FAIL (no licensed asset captured; a placeholder or “retain old image” note is not accepted)</w:t>
+      </w:r>
+    </w:p>
+    <w:p>
+      <w:pPr>
+        <w:pStyle w:val="ListBullet"/>
+      </w:pPr>
+      <w:r>
+        <w:t>ALT by language:</w:t>
+      </w:r>
+    </w:p>
+    <w:p>
+      <w:pPr>
+        <w:pStyle w:val="ListBullet"/>
+      </w:pPr>
+      <w:r>
+        <w:rPr>
+          <w:b/>
+        </w:rPr>
+        <w:t>EN</w:t>
+      </w:r>
+      <w:r>
+        <w:t>: AutoBridge export-buyer reference — Chery Arrizo 8, petrol/diesel Chinese-market vehicle / sedan</w:t>
+      </w:r>
+    </w:p>
+    <w:p>
+      <w:pPr>
+        <w:pStyle w:val="ListBullet"/>
+      </w:pPr>
+      <w:r>
+        <w:rPr>
+          <w:b/>
+        </w:rPr>
+        <w:t>FR</w:t>
+      </w:r>
+      <w:r>
+        <w:t>: Référence AutoBridge pour acheteurs export — Chery Arrizo 8, véhicule thermique (marché chinois) / berline</w:t>
+      </w:r>
+    </w:p>
+    <w:p>
+      <w:pPr>
+        <w:pStyle w:val="ListBullet"/>
+      </w:pPr>
+      <w:r>
+        <w:rPr>
+          <w:b/>
+        </w:rPr>
+        <w:t>DE</w:t>
+      </w:r>
+      <w:r>
+        <w:t>: AutoBridge-Referenz für Exportkäufer — Chery Arrizo 8, Verbrenner (chinesischer Markt) / Limousine</w:t>
+      </w:r>
+    </w:p>
+    <w:p>
+      <w:pPr>
+        <w:pStyle w:val="ListBullet"/>
+      </w:pPr>
+      <w:r>
+        <w:rPr>
+          <w:b/>
+        </w:rPr>
+        <w:t>ES</w:t>
+      </w:r>
+      <w:r>
+        <w:t>: Referencia AutoBridge para compradores de exportación — Chery Arrizo 8, vehículo de combustión (mercado chino) / berlina</w:t>
+      </w:r>
+    </w:p>
+    <w:p>
+      <w:pPr>
+        <w:pStyle w:val="ListBullet"/>
+      </w:pPr>
+      <w:r>
+        <w:rPr>
+          <w:b/>
+        </w:rPr>
+        <w:t>PT</w:t>
+      </w:r>
+      <w:r>
+        <w:t>: Referência AutoBridge para compradores de exportação — Chery Arrizo 8, veículo a combustão (mercado chinês) / sedã</w:t>
+      </w:r>
+    </w:p>
+    <w:p>
+      <w:pPr>
+        <w:pStyle w:val="ListBullet"/>
+      </w:pPr>
+      <w:r>
+        <w:rPr>
+          <w:b/>
+        </w:rPr>
+        <w:t>JA</w:t>
+      </w:r>
+      <w:r>
+        <w:t>: AutoBridge 輸出バイヤー向けリファレンス｜Chery Arrizo 8, 中国市場仕様 内燃機関車 / セダン</w:t>
+      </w:r>
+    </w:p>
+    <w:p>
+      <w:pPr>
+        <w:pStyle w:val="ListBullet"/>
+      </w:pPr>
+      <w:r>
+        <w:rPr>
+          <w:b/>
+        </w:rPr>
+        <w:t>KO</w:t>
+      </w:r>
+      <w:r>
+        <w:t>: AutoBridge 수출 바이어 참고 자료｜Chery Arrizo 8, 중국 시장 내연기관 차량 / 세단</w:t>
+      </w:r>
+    </w:p>
+    <w:p>
+      <w:pPr>
+        <w:pStyle w:val="ListBullet"/>
+      </w:pPr>
+      <w:r>
+        <w:rPr>
+          <w:b/>
+        </w:rPr>
+        <w:t>VI</w:t>
+      </w:r>
+      <w:r>
+        <w:t>: Tài liệu tham khảo AutoBridge cho người mua xuất khẩu — Chery Arrizo 8, xe động cơ đốt trong (thị trường Trung Quốc) / sedan</w:t>
+      </w:r>
+    </w:p>
+    <w:p>
+      <w:pPr>
+        <w:pStyle w:val="ListBullet"/>
+      </w:pPr>
+      <w:r>
+        <w:rPr>
+          <w:b/>
+        </w:rPr>
+        <w:t>TH</w:t>
+      </w:r>
+      <w:r>
+        <w:t>: เอกสารอ้างอิง AutoBridge สำหรับผู้ซื้อเพื่อการส่งออก — Chery Arrizo 8, รถเครื่องยนต์สันดาป (ตลาดจีน) / รถเก๋งซีดาน</w:t>
+      </w:r>
+    </w:p>
+    <w:p>
+      <w:pPr>
+        <w:pStyle w:val="ListBullet"/>
+      </w:pPr>
+      <w:r>
+        <w:rPr>
+          <w:b/>
+        </w:rPr>
+        <w:t>ID</w:t>
+      </w:r>
+      <w:r>
+        <w:t>: Referensi AutoBridge untuk pembeli ekspor — Chery Arrizo 8, kendaraan mesin pembakaran (pasar Tiongkok) / sedan</w:t>
+      </w:r>
+    </w:p>
+    <w:p>
+      <w:pPr>
+        <w:pStyle w:val="ListBullet"/>
+      </w:pPr>
+      <w:r>
+        <w:rPr>
+          <w:b/>
+        </w:rPr>
+        <w:t>AR</w:t>
+      </w:r>
+      <w:r>
+        <w:t>: مرجع AutoBridge لمشتري التصدير — Chery Arrizo 8, مركبة بمحرك احتراق (سوق الصين) / سيدان</w:t>
+      </w:r>
+    </w:p>
+    <w:p>
+      <w:pPr>
+        <w:pStyle w:val="ListBullet"/>
+      </w:pPr>
+      <w:r>
+        <w:rPr>
+          <w:b/>
+        </w:rPr>
+        <w:t>ZH</w:t>
+      </w:r>
+      <w:r>
+        <w:t>: AutoBridge 出口采购参考｜Chery Arrizo 8, 中国市场燃油车 / 轿车</w:t>
+      </w:r>
+    </w:p>
+    <w:p>
+      <w:pPr>
+        <w:pStyle w:val="Heading2"/>
       </w:pPr>
       <w:r>
         <w:t>Sources &amp; Verification</w:t>
@@ -797,7 +918,7 @@
     </w:p>
     <w:tbl>
       <w:tblPr>
-        <w:tblStyle w:val="TableGrid"/>
+        <w:tblStyle w:val="LightGrid-Accent1"/>
         <w:tblW w:type="auto" w:w="0"/>
         <w:tblLook w:firstColumn="1" w:firstRow="1" w:lastColumn="0" w:lastRow="0" w:noHBand="0" w:noVBand="1" w:val="04A0"/>
       </w:tblPr>
@@ -814,20 +935,9 @@
         <w:tc>
           <w:tcPr>
             <w:tcW w:type="dxa" w:w="1234"/>
-            <w:shd w:val="clear" w:fill="EAF0F6"/>
           </w:tcPr>
           <w:p>
             <w:r>
-              <w:rPr>
-                <w:b/>
-                <w:sz w:val="20"/>
-              </w:rPr>
-            </w:r>
-            <w:r>
-              <w:rPr>
-                <w:b/>
-                <w:sz w:val="20"/>
-              </w:rPr>
               <w:t>Source title</w:t>
             </w:r>
           </w:p>
@@ -835,20 +945,9 @@
         <w:tc>
           <w:tcPr>
             <w:tcW w:type="dxa" w:w="1234"/>
-            <w:shd w:val="clear" w:fill="EAF0F6"/>
           </w:tcPr>
           <w:p>
             <w:r>
-              <w:rPr>
-                <w:b/>
-                <w:sz w:val="20"/>
-              </w:rPr>
-            </w:r>
-            <w:r>
-              <w:rPr>
-                <w:b/>
-                <w:sz w:val="20"/>
-              </w:rPr>
               <w:t>Organization</w:t>
             </w:r>
           </w:p>
@@ -856,20 +955,9 @@
         <w:tc>
           <w:tcPr>
             <w:tcW w:type="dxa" w:w="1234"/>
-            <w:shd w:val="clear" w:fill="EAF0F6"/>
           </w:tcPr>
           <w:p>
             <w:r>
-              <w:rPr>
-                <w:b/>
-                <w:sz w:val="20"/>
-              </w:rPr>
-            </w:r>
-            <w:r>
-              <w:rPr>
-                <w:b/>
-                <w:sz w:val="20"/>
-              </w:rPr>
               <w:t>Market</w:t>
             </w:r>
           </w:p>
@@ -877,20 +965,9 @@
         <w:tc>
           <w:tcPr>
             <w:tcW w:type="dxa" w:w="1234"/>
-            <w:shd w:val="clear" w:fill="EAF0F6"/>
           </w:tcPr>
           <w:p>
             <w:r>
-              <w:rPr>
-                <w:b/>
-                <w:sz w:val="20"/>
-              </w:rPr>
-            </w:r>
-            <w:r>
-              <w:rPr>
-                <w:b/>
-                <w:sz w:val="20"/>
-              </w:rPr>
               <w:t>URL</w:t>
             </w:r>
           </w:p>
@@ -898,20 +975,9 @@
         <w:tc>
           <w:tcPr>
             <w:tcW w:type="dxa" w:w="1234"/>
-            <w:shd w:val="clear" w:fill="EAF0F6"/>
           </w:tcPr>
           <w:p>
             <w:r>
-              <w:rPr>
-                <w:b/>
-                <w:sz w:val="20"/>
-              </w:rPr>
-            </w:r>
-            <w:r>
-              <w:rPr>
-                <w:b/>
-                <w:sz w:val="20"/>
-              </w:rPr>
               <w:t>Checked</w:t>
             </w:r>
           </w:p>
@@ -919,20 +985,9 @@
         <w:tc>
           <w:tcPr>
             <w:tcW w:type="dxa" w:w="1234"/>
-            <w:shd w:val="clear" w:fill="EAF0F6"/>
           </w:tcPr>
           <w:p>
             <w:r>
-              <w:rPr>
-                <w:b/>
-                <w:sz w:val="20"/>
-              </w:rPr>
-            </w:r>
-            <w:r>
-              <w:rPr>
-                <w:b/>
-                <w:sz w:val="20"/>
-              </w:rPr>
               <w:t>Confidence</w:t>
             </w:r>
           </w:p>
@@ -940,20 +995,9 @@
         <w:tc>
           <w:tcPr>
             <w:tcW w:type="dxa" w:w="1234"/>
-            <w:shd w:val="clear" w:fill="EAF0F6"/>
           </w:tcPr>
           <w:p>
             <w:r>
-              <w:rPr>
-                <w:b/>
-                <w:sz w:val="20"/>
-              </w:rPr>
-            </w:r>
-            <w:r>
-              <w:rPr>
-                <w:b/>
-                <w:sz w:val="20"/>
-              </w:rPr>
               <w:t>Supported facts</w:t>
             </w:r>
           </w:p>
@@ -966,14 +1010,6 @@
           </w:tcPr>
           <w:p>
             <w:r>
-              <w:rPr>
-                <w:sz w:val="20"/>
-              </w:rPr>
-            </w:r>
-            <w:r>
-              <w:rPr>
-                <w:sz w:val="20"/>
-              </w:rPr>
               <w:t>Arrizo 8 2024 1.6T DCT Excellence parameter page</w:t>
             </w:r>
           </w:p>
@@ -984,14 +1020,6 @@
           </w:tcPr>
           <w:p>
             <w:r>
-              <w:rPr>
-                <w:sz w:val="20"/>
-              </w:rPr>
-            </w:r>
-            <w:r>
-              <w:rPr>
-                <w:sz w:val="20"/>
-              </w:rPr>
               <w:t>ZOL Auto database</w:t>
             </w:r>
           </w:p>
@@ -1002,14 +1030,6 @@
           </w:tcPr>
           <w:p>
             <w:r>
-              <w:rPr>
-                <w:sz w:val="20"/>
-              </w:rPr>
-            </w:r>
-            <w:r>
-              <w:rPr>
-                <w:sz w:val="20"/>
-              </w:rPr>
               <w:t>CN</w:t>
             </w:r>
           </w:p>
@@ -1020,14 +1040,6 @@
           </w:tcPr>
           <w:p>
             <w:r>
-              <w:rPr>
-                <w:sz w:val="20"/>
-              </w:rPr>
-            </w:r>
-            <w:r>
-              <w:rPr>
-                <w:sz w:val="20"/>
-              </w:rPr>
               <w:t>https://detail.zol.com.cn/car/index2030152.shtml</w:t>
             </w:r>
           </w:p>
@@ -1038,14 +1050,6 @@
           </w:tcPr>
           <w:p>
             <w:r>
-              <w:rPr>
-                <w:sz w:val="20"/>
-              </w:rPr>
-            </w:r>
-            <w:r>
-              <w:rPr>
-                <w:sz w:val="20"/>
-              </w:rPr>
               <w:t>2026-09-04</w:t>
             </w:r>
           </w:p>
@@ -1056,14 +1060,6 @@
           </w:tcPr>
           <w:p>
             <w:r>
-              <w:rPr>
-                <w:sz w:val="20"/>
-              </w:rPr>
-            </w:r>
-            <w:r>
-              <w:rPr>
-                <w:sz w:val="20"/>
-              </w:rPr>
               <w:t>CROSS_CHECKED</w:t>
             </w:r>
           </w:p>
@@ -1074,14 +1070,6 @@
           </w:tcPr>
           <w:p>
             <w:r>
-              <w:rPr>
-                <w:sz w:val="20"/>
-              </w:rPr>
-            </w:r>
-            <w:r>
-              <w:rPr>
-                <w:sz w:val="20"/>
-              </w:rPr>
               <w:t>Dimensions, wheelbase, engine, gearbox, structure</w:t>
             </w:r>
           </w:p>
@@ -1094,14 +1082,6 @@
           </w:tcPr>
           <w:p>
             <w:r>
-              <w:rPr>
-                <w:sz w:val="20"/>
-              </w:rPr>
-            </w:r>
-            <w:r>
-              <w:rPr>
-                <w:sz w:val="20"/>
-              </w:rPr>
               <w:t>Arrizo 8 1.6T DCT Excellence parameters</w:t>
             </w:r>
           </w:p>
@@ -1112,14 +1092,6 @@
           </w:tcPr>
           <w:p>
             <w:r>
-              <w:rPr>
-                <w:sz w:val="20"/>
-              </w:rPr>
-            </w:r>
-            <w:r>
-              <w:rPr>
-                <w:sz w:val="20"/>
-              </w:rPr>
               <w:t>Sohu Auto database</w:t>
             </w:r>
           </w:p>
@@ -1130,14 +1102,6 @@
           </w:tcPr>
           <w:p>
             <w:r>
-              <w:rPr>
-                <w:sz w:val="20"/>
-              </w:rPr>
-            </w:r>
-            <w:r>
-              <w:rPr>
-                <w:sz w:val="20"/>
-              </w:rPr>
               <w:t>CN</w:t>
             </w:r>
           </w:p>
@@ -1148,14 +1112,6 @@
           </w:tcPr>
           <w:p>
             <w:r>
-              <w:rPr>
-                <w:sz w:val="20"/>
-              </w:rPr>
-            </w:r>
-            <w:r>
-              <w:rPr>
-                <w:sz w:val="20"/>
-              </w:rPr>
               <w:t>https://db.m.auto.sohu.com/trim_171975</w:t>
             </w:r>
           </w:p>
@@ -1166,14 +1122,6 @@
           </w:tcPr>
           <w:p>
             <w:r>
-              <w:rPr>
-                <w:sz w:val="20"/>
-              </w:rPr>
-            </w:r>
-            <w:r>
-              <w:rPr>
-                <w:sz w:val="20"/>
-              </w:rPr>
               <w:t>2026-09-04</w:t>
             </w:r>
           </w:p>
@@ -1184,14 +1132,6 @@
           </w:tcPr>
           <w:p>
             <w:r>
-              <w:rPr>
-                <w:sz w:val="20"/>
-              </w:rPr>
-            </w:r>
-            <w:r>
-              <w:rPr>
-                <w:sz w:val="20"/>
-              </w:rPr>
               <w:t>CROSS_CHECKED</w:t>
             </w:r>
           </w:p>
@@ -1202,14 +1142,6 @@
           </w:tcPr>
           <w:p>
             <w:r>
-              <w:rPr>
-                <w:sz w:val="20"/>
-              </w:rPr>
-            </w:r>
-            <w:r>
-              <w:rPr>
-                <w:sz w:val="20"/>
-              </w:rPr>
               <w:t>Power, PS, dimensions, domestic price reference</w:t>
             </w:r>
           </w:p>
@@ -1222,14 +1154,6 @@
           </w:tcPr>
           <w:p>
             <w:r>
-              <w:rPr>
-                <w:sz w:val="20"/>
-              </w:rPr>
-            </w:r>
-            <w:r>
-              <w:rPr>
-                <w:sz w:val="20"/>
-              </w:rPr>
               <w:t>Chery Arrizo 8 1.6T powertrain analysis</w:t>
             </w:r>
           </w:p>
@@ -1240,14 +1164,6 @@
           </w:tcPr>
           <w:p>
             <w:r>
-              <w:rPr>
-                <w:sz w:val="20"/>
-              </w:rPr>
-            </w:r>
-            <w:r>
-              <w:rPr>
-                <w:sz w:val="20"/>
-              </w:rPr>
               <w:t>Autohome·Chejiahao</w:t>
             </w:r>
           </w:p>
@@ -1258,14 +1174,6 @@
           </w:tcPr>
           <w:p>
             <w:r>
-              <w:rPr>
-                <w:sz w:val="20"/>
-              </w:rPr>
-            </w:r>
-            <w:r>
-              <w:rPr>
-                <w:sz w:val="20"/>
-              </w:rPr>
               <w:t>CN</w:t>
             </w:r>
           </w:p>
@@ -1276,14 +1184,6 @@
           </w:tcPr>
           <w:p>
             <w:r>
-              <w:rPr>
-                <w:sz w:val="20"/>
-              </w:rPr>
-            </w:r>
-            <w:r>
-              <w:rPr>
-                <w:sz w:val="20"/>
-              </w:rPr>
               <w:t>https://chejiahao.m.autohome.com.cn/info/19508971?isfrom=pc</w:t>
             </w:r>
           </w:p>
@@ -1294,14 +1194,6 @@
           </w:tcPr>
           <w:p>
             <w:r>
-              <w:rPr>
-                <w:sz w:val="20"/>
-              </w:rPr>
-            </w:r>
-            <w:r>
-              <w:rPr>
-                <w:sz w:val="20"/>
-              </w:rPr>
               <w:t>2026-09-04</w:t>
             </w:r>
           </w:p>
@@ -1312,14 +1204,6 @@
           </w:tcPr>
           <w:p>
             <w:r>
-              <w:rPr>
-                <w:sz w:val="20"/>
-              </w:rPr>
-            </w:r>
-            <w:r>
-              <w:rPr>
-                <w:sz w:val="20"/>
-              </w:rPr>
               <w:t>CROSS_CHECKED</w:t>
             </w:r>
           </w:p>
@@ -1330,31 +1214,309 @@
           </w:tcPr>
           <w:p>
             <w:r>
-              <w:rPr>
-                <w:sz w:val="20"/>
-              </w:rPr>
-            </w:r>
-            <w:r>
-              <w:rPr>
-                <w:sz w:val="20"/>
-              </w:rPr>
               <w:t>145 kW/197 PS/290 N·m/7DCT</w:t>
             </w:r>
           </w:p>
         </w:tc>
       </w:tr>
+      <w:tr>
+        <w:tc>
+          <w:tcPr>
+            <w:tcW w:type="dxa" w:w="1234"/>
+          </w:tcPr>
+          <w:p>
+            <w:r>
+              <w:t>Road motor-vehicle manufacturers &amp; products catalog — public query system</w:t>
+            </w:r>
+          </w:p>
+        </w:tc>
+        <w:tc>
+          <w:tcPr>
+            <w:tcW w:type="dxa" w:w="1234"/>
+          </w:tcPr>
+          <w:p>
+            <w:r>
+              <w:t>MIIT, China Ministry of Industry and Information Technology</w:t>
+            </w:r>
+          </w:p>
+        </w:tc>
+        <w:tc>
+          <w:tcPr>
+            <w:tcW w:type="dxa" w:w="1234"/>
+          </w:tcPr>
+          <w:p>
+            <w:r>
+              <w:t>CN</w:t>
+            </w:r>
+          </w:p>
+        </w:tc>
+        <w:tc>
+          <w:tcPr>
+            <w:tcW w:type="dxa" w:w="1234"/>
+          </w:tcPr>
+          <w:p>
+            <w:r>
+              <w:t>https://service.miit-eidc.org.cn/miitxxgk/gonggao_xxgk/index_ggcp.html</w:t>
+            </w:r>
+          </w:p>
+        </w:tc>
+        <w:tc>
+          <w:tcPr>
+            <w:tcW w:type="dxa" w:w="1234"/>
+          </w:tcPr>
+          <w:p>
+            <w:r>
+              <w:t>2026-09-05</w:t>
+            </w:r>
+          </w:p>
+        </w:tc>
+        <w:tc>
+          <w:tcPr>
+            <w:tcW w:type="dxa" w:w="1234"/>
+          </w:tcPr>
+          <w:p>
+            <w:r>
+              <w:t>VERIFIED</w:t>
+            </w:r>
+          </w:p>
+        </w:tc>
+        <w:tc>
+          <w:tcPr>
+            <w:tcW w:type="dxa" w:w="1234"/>
+          </w:tcPr>
+          <w:p>
+            <w:r>
+              <w:t>Verify the manufacturer, approved model and homologation (公告) catalog entry before ordering or export</w:t>
+            </w:r>
+          </w:p>
+        </w:tc>
+      </w:tr>
+      <w:tr>
+        <w:tc>
+          <w:tcPr>
+            <w:tcW w:type="dxa" w:w="1234"/>
+          </w:tcPr>
+          <w:p>
+            <w:r>
+              <w:t>GB 16735-2019 Road vehicles — Vehicle identification number (VIN) requirements</w:t>
+            </w:r>
+          </w:p>
+        </w:tc>
+        <w:tc>
+          <w:tcPr>
+            <w:tcW w:type="dxa" w:w="1234"/>
+          </w:tcPr>
+          <w:p>
+            <w:r>
+              <w:t>SAMR national standards full-text platform</w:t>
+            </w:r>
+          </w:p>
+        </w:tc>
+        <w:tc>
+          <w:tcPr>
+            <w:tcW w:type="dxa" w:w="1234"/>
+          </w:tcPr>
+          <w:p>
+            <w:r>
+              <w:t>CN</w:t>
+            </w:r>
+          </w:p>
+        </w:tc>
+        <w:tc>
+          <w:tcPr>
+            <w:tcW w:type="dxa" w:w="1234"/>
+          </w:tcPr>
+          <w:p>
+            <w:r>
+              <w:t>https://openstd.samr.gov.cn/bzgk/std/newGbInfo?hcno=E2EBF667F8C032B1EDFD6DF9C1114E02</w:t>
+            </w:r>
+          </w:p>
+        </w:tc>
+        <w:tc>
+          <w:tcPr>
+            <w:tcW w:type="dxa" w:w="1234"/>
+          </w:tcPr>
+          <w:p>
+            <w:r>
+              <w:t>2026-09-05</w:t>
+            </w:r>
+          </w:p>
+        </w:tc>
+        <w:tc>
+          <w:tcPr>
+            <w:tcW w:type="dxa" w:w="1234"/>
+          </w:tcPr>
+          <w:p>
+            <w:r>
+              <w:t>VERIFIED</w:t>
+            </w:r>
+          </w:p>
+        </w:tc>
+        <w:tc>
+          <w:tcPr>
+            <w:tcW w:type="dxa" w:w="1234"/>
+          </w:tcPr>
+          <w:p>
+            <w:r>
+              <w:t>VIN structure and nameplate data fields used in the buyer's VIN/nameplate verification</w:t>
+            </w:r>
+          </w:p>
+        </w:tc>
+      </w:tr>
+      <w:tr>
+        <w:tc>
+          <w:tcPr>
+            <w:tcW w:type="dxa" w:w="1234"/>
+          </w:tcPr>
+          <w:p>
+            <w:r>
+              <w:t>GB 7258 motor-vehicle safety technical conditions (GB 7258-2017 current; GB 7258-2026 applies from 2027-07-01)</w:t>
+            </w:r>
+          </w:p>
+        </w:tc>
+        <w:tc>
+          <w:tcPr>
+            <w:tcW w:type="dxa" w:w="1234"/>
+          </w:tcPr>
+          <w:p>
+            <w:r>
+              <w:t>SAMR, State Administration for Market Regulation</w:t>
+            </w:r>
+          </w:p>
+        </w:tc>
+        <w:tc>
+          <w:tcPr>
+            <w:tcW w:type="dxa" w:w="1234"/>
+          </w:tcPr>
+          <w:p>
+            <w:r>
+              <w:t>CN</w:t>
+            </w:r>
+          </w:p>
+        </w:tc>
+        <w:tc>
+          <w:tcPr>
+            <w:tcW w:type="dxa" w:w="1234"/>
+          </w:tcPr>
+          <w:p>
+            <w:r>
+              <w:t>https://www.samr.gov.cn/xw/sj/art/2026/art_9b2b3fa425e3461e8dc3bd270b410ceb.html</w:t>
+            </w:r>
+          </w:p>
+        </w:tc>
+        <w:tc>
+          <w:tcPr>
+            <w:tcW w:type="dxa" w:w="1234"/>
+          </w:tcPr>
+          <w:p>
+            <w:r>
+              <w:t>2026-09-05</w:t>
+            </w:r>
+          </w:p>
+        </w:tc>
+        <w:tc>
+          <w:tcPr>
+            <w:tcW w:type="dxa" w:w="1234"/>
+          </w:tcPr>
+          <w:p>
+            <w:r>
+              <w:t>VERIFIED</w:t>
+            </w:r>
+          </w:p>
+        </w:tc>
+        <w:tc>
+          <w:tcPr>
+            <w:tcW w:type="dxa" w:w="1234"/>
+          </w:tcPr>
+          <w:p>
+            <w:r>
+              <w:t>Baseline in-China vehicle safety technical conditions and the current/revision timeline</w:t>
+            </w:r>
+          </w:p>
+        </w:tc>
+      </w:tr>
+      <w:tr>
+        <w:tc>
+          <w:tcPr>
+            <w:tcW w:type="dxa" w:w="1234"/>
+          </w:tcPr>
+          <w:p>
+            <w:r>
+              <w:t>GB 18352.6-2016 with amendment XG1-2026 (China-6 light-vehicle pollutant emissions)</w:t>
+            </w:r>
+          </w:p>
+        </w:tc>
+        <w:tc>
+          <w:tcPr>
+            <w:tcW w:type="dxa" w:w="1234"/>
+          </w:tcPr>
+          <w:p>
+            <w:r>
+              <w:t>Ministry of Ecology and Environment (MEE)</w:t>
+            </w:r>
+          </w:p>
+        </w:tc>
+        <w:tc>
+          <w:tcPr>
+            <w:tcW w:type="dxa" w:w="1234"/>
+          </w:tcPr>
+          <w:p>
+            <w:r>
+              <w:t>CN</w:t>
+            </w:r>
+          </w:p>
+        </w:tc>
+        <w:tc>
+          <w:tcPr>
+            <w:tcW w:type="dxa" w:w="1234"/>
+          </w:tcPr>
+          <w:p>
+            <w:r>
+              <w:t>https://www.mee.gov.cn/xxgk2018/xxgk/xxgk01/202604/t20260430_1150676.html</w:t>
+            </w:r>
+          </w:p>
+        </w:tc>
+        <w:tc>
+          <w:tcPr>
+            <w:tcW w:type="dxa" w:w="1234"/>
+          </w:tcPr>
+          <w:p>
+            <w:r>
+              <w:t>2026-09-05</w:t>
+            </w:r>
+          </w:p>
+        </w:tc>
+        <w:tc>
+          <w:tcPr>
+            <w:tcW w:type="dxa" w:w="1234"/>
+          </w:tcPr>
+          <w:p>
+            <w:r>
+              <w:t>VERIFIED</w:t>
+            </w:r>
+          </w:p>
+        </w:tc>
+        <w:tc>
+          <w:tcPr>
+            <w:tcW w:type="dxa" w:w="1234"/>
+          </w:tcPr>
+          <w:p>
+            <w:r>
+              <w:t>China-6 light-vehicle emission stage and the 2026 amendment implementation dates</w:t>
+            </w:r>
+          </w:p>
+        </w:tc>
+      </w:tr>
     </w:tbl>
+    <w:p/>
     <w:p>
       <w:r>
-        <w:rPr>
-          <w:i/>
-        </w:rPr>
-        <w:t>Confidence note: no OEM primary spec sheet was captured; figures are cross-checked Chinese structured-database values. Doors, drive layout and top speed are single-source. Domestic price is time-sensitive and is never an export quotation.</w:t>
+        <w:t>*Confidence note: no OEM primary spec sheet was captured; figures are cross-checked Chinese structured-database values. Doors, drive layout and top speed are single-source. Domestic price is time-sensitive and is never an export quotation.*</w:t>
       </w:r>
     </w:p>
     <w:p>
       <w:pPr>
-        <w:pStyle w:val="Heading1"/>
+        <w:pStyle w:val="Heading2"/>
       </w:pPr>
       <w:r>
         <w:t>Editorial Review</w:t>
@@ -1838,8 +2000,8 @@
     <w:qFormat/>
     <w:rsid w:val="00FC693F"/>
     <w:rPr>
-      <w:rFonts w:ascii="Calibri" w:hAnsi="Calibri" w:eastAsia="Calibri"/>
-      <w:sz w:val="22"/>
+      <w:rFonts w:ascii="Calibri" w:hAnsi="Calibri"/>
+      <w:sz w:val="21"/>
     </w:rPr>
   </w:style>
   <w:style w:type="paragraph" w:styleId="Header">
@@ -1901,11 +2063,11 @@
       <w:outlineLvl w:val="0"/>
     </w:pPr>
     <w:rPr>
-      <w:rFonts w:asciiTheme="majorHAnsi" w:eastAsiaTheme="majorEastAsia" w:hAnsiTheme="majorHAnsi" w:cstheme="majorBidi" w:ascii="Calibri" w:hAnsi="Calibri"/>
+      <w:rFonts w:asciiTheme="majorHAnsi" w:eastAsiaTheme="majorEastAsia" w:hAnsiTheme="majorHAnsi" w:cstheme="majorBidi"/>
       <w:b/>
       <w:bCs/>
-      <w:color w:val="1F2A37"/>
-      <w:sz w:val="40"/>
+      <w:color w:val="365F91" w:themeColor="accent1" w:themeShade="BF"/>
+      <w:sz w:val="28"/>
       <w:szCs w:val="28"/>
     </w:rPr>
   </w:style>
@@ -1925,11 +2087,11 @@
       <w:outlineLvl w:val="1"/>
     </w:pPr>
     <w:rPr>
-      <w:rFonts w:asciiTheme="majorHAnsi" w:eastAsiaTheme="majorEastAsia" w:hAnsiTheme="majorHAnsi" w:cstheme="majorBidi" w:ascii="Calibri" w:hAnsi="Calibri"/>
+      <w:rFonts w:asciiTheme="majorHAnsi" w:eastAsiaTheme="majorEastAsia" w:hAnsiTheme="majorHAnsi" w:cstheme="majorBidi"/>
       <w:b/>
       <w:bCs/>
-      <w:color w:val="1F2A37"/>
-      <w:sz w:val="30"/>
+      <w:color w:val="4F81BD" w:themeColor="accent1"/>
+      <w:sz w:val="26"/>
       <w:szCs w:val="26"/>
     </w:rPr>
   </w:style>
@@ -1949,11 +2111,10 @@
       <w:outlineLvl w:val="2"/>
     </w:pPr>
     <w:rPr>
-      <w:rFonts w:asciiTheme="majorHAnsi" w:eastAsiaTheme="majorEastAsia" w:hAnsiTheme="majorHAnsi" w:cstheme="majorBidi" w:ascii="Calibri" w:hAnsi="Calibri"/>
+      <w:rFonts w:asciiTheme="majorHAnsi" w:eastAsiaTheme="majorEastAsia" w:hAnsiTheme="majorHAnsi" w:cstheme="majorBidi"/>
       <w:b/>
       <w:bCs/>
-      <w:color w:val="1F2A37"/>
-      <w:sz w:val="25"/>
+      <w:color w:val="4F81BD" w:themeColor="accent1"/>
     </w:rPr>
   </w:style>
   <w:style w:type="paragraph" w:styleId="Heading4">

--- a/deliveries/2026-09-04/AutoBridge_Daily_2026-09-04/01_Vehicle_Pages/VEH_20260904_01_Chery_Arrizo8.docx
+++ b/deliveries/2026-09-04/AutoBridge_Daily_2026-09-04/01_Vehicle_Pages/VEH_20260904_01_Chery_Arrizo8.docx
@@ -705,7 +705,7 @@
         <w:pStyle w:val="ListBullet"/>
       </w:pPr>
       <w:r>
-        <w:t>LICENSE: none secured — no third-party image may be published until rights are cleared</w:t>
+        <w:t>LICENSE_OR_USAGE_BASIS: none secured — no third-party image may be published until rights are cleared</w:t>
       </w:r>
     </w:p>
     <w:p>
@@ -1533,7 +1533,7 @@
         <w:t>Author</w:t>
       </w:r>
       <w:r>
-        <w:t>: AutoBridge Export Editorial Team · [Sourcing Team](/authors/) · method per our [Editorial Policy](/editorial-policy/)</w:t>
+        <w:t>: AutoBridge Export Editorial Team · method per our [Editorial Policy](/editorial-policy/)</w:t>
       </w:r>
     </w:p>
     <w:p>
@@ -1547,16 +1547,7 @@
         <w:t>Last reviewed</w:t>
       </w:r>
       <w:r>
-        <w:t xml:space="preserve">: 2026-09-04 · </w:t>
-      </w:r>
-      <w:r>
-        <w:rPr>
-          <w:b/>
-        </w:rPr>
-        <w:t>Fact sheet version</w:t>
-      </w:r>
-      <w:r>
-        <w:t>: v1.1-2026-09-04</w:t>
+        <w:t>: 2026-09-05</w:t>
       </w:r>
     </w:p>
     <w:p>
@@ -1598,7 +1589,7 @@
         <w:t>Transparency</w:t>
       </w:r>
       <w:r>
-        <w:t>: AI_ASSISTED=true · HUMAN_REVIEWED=false · evidence.first_hand=false · PUBLISH_APPROVED=false</w:t>
+        <w:t>: Prepared with AI assistance and editorially checked by the AutoBridge Export Editorial Team. It is source-based desk research, not first-hand testing; confirm time-sensitive and destination-specific requirements before transacting.</w:t>
       </w:r>
     </w:p>
     <w:p>
@@ -1609,10 +1600,10 @@
         <w:rPr>
           <w:b/>
         </w:rPr>
-        <w:t>Quality gates</w:t>
+        <w:t>Editorial standard</w:t>
       </w:r>
       <w:r>
-        <w:t>: EDITORIAL_QA_PASS=PASS · FACT_SOURCE_PASS=PASS · SEO_PASS=PASS · CODEX_REVIEW_PASS=PENDING (independent Codex review) · PUBLISH_APPROVED=FALSE until independent sign-off</w:t>
+        <w:t>: Researched and written from the sources listed above (desk research; no first-hand driving, teardown or import is claimed). Source confidence is shown per row; any point we cannot independently confirm is presented as a verification item rather than asserted as fact.</w:t>
       </w:r>
     </w:p>
     <w:p>
@@ -2000,7 +1991,6 @@
     <w:qFormat/>
     <w:rsid w:val="00FC693F"/>
     <w:rPr>
-      <w:rFonts w:ascii="Calibri" w:hAnsi="Calibri"/>
       <w:sz w:val="21"/>
     </w:rPr>
   </w:style>
